--- a/docs/01_프로젝트_기획서.docx
+++ b/docs/01_프로젝트_기획서.docx
@@ -215,7 +215,7 @@
                 <w:rFonts w:ascii="맑은 고딕" w:hAnsi="맑은 고딕" w:eastAsia="맑은 고딕"/>
                 <w:b w:val="0"/>
               </w:rPr>
-              <w:t>2026-10-20</w:t>
+              <w:t>2026-10-20 (v0.2: 2026-10-21)</w:t>
             </w:r>
           </w:p>
         </w:tc>
@@ -247,7 +247,7 @@
                 <w:rFonts w:ascii="맑은 고딕" w:hAnsi="맑은 고딕" w:eastAsia="맑은 고딕"/>
                 <w:b w:val="0"/>
               </w:rPr>
-              <w:t>초안 v0.1 — 수강생 제출 자료 기반</w:t>
+              <w:t>v0.2 — 수강생이 보낸 2025~2026 설비 고장 수리이력(60건) 반영</w:t>
             </w:r>
           </w:p>
         </w:tc>
@@ -2332,7 +2332,7 @@
           <w:b w:val="0"/>
           <w:i/>
         </w:rPr>
-        <w:t>패들릿 댓글로 이미 요청했습니다. 받으면 11장에 반영합니다.</w:t>
+        <w:t>v0.2 (2026-10-21): 수리이력 엑셀을 받아 3번(정비 내역)은 해결했습니다. 남은 것을 다시 정리했습니다.</w:t>
       </w:r>
     </w:p>
     <w:p>
@@ -2341,7 +2341,7 @@
           <w:rFonts w:ascii="맑은 고딕" w:hAnsi="맑은 고딕" w:eastAsia="맑은 고딕"/>
           <w:b/>
         </w:rPr>
-        <w:t>자료 (필수)</w:t>
+        <w:t>자료</w:t>
       </w:r>
     </w:p>
     <w:p>
@@ -2353,7 +2353,21 @@
           <w:rFonts w:ascii="맑은 고딕" w:hAnsi="맑은 고딕" w:eastAsia="맑은 고딕"/>
           <w:b w:val="0"/>
         </w:rPr>
-        <w:t>대상 설비 목록 — 설비명·모델·제조사</w:t>
+        <w:t xml:space="preserve">~~외부 정비 내역서 5~10건~~ — </w:t>
+      </w:r>
+      <w:r>
+        <w:rPr>
+          <w:rFonts w:ascii="맑은 고딕" w:hAnsi="맑은 고딕" w:eastAsia="맑은 고딕"/>
+          <w:b/>
+        </w:rPr>
+        <w:t>받음</w:t>
+      </w:r>
+      <w:r>
+        <w:rPr>
+          <w:rFonts w:ascii="맑은 고딕" w:hAnsi="맑은 고딕" w:eastAsia="맑은 고딕"/>
+          <w:b w:val="0"/>
+        </w:rPr>
+        <w:t>(2025~2026 수리이력 60건, 11장).</w:t>
       </w:r>
     </w:p>
     <w:p>
@@ -2365,7 +2379,63 @@
           <w:rFonts w:ascii="맑은 고딕" w:hAnsi="맑은 고딕" w:eastAsia="맑은 고딕"/>
           <w:b w:val="0"/>
         </w:rPr>
-        <w:t>설비 매뉴얼 PDF — 특히 알람 목록·고장 대응 표</w:t>
+        <w:t xml:space="preserve">수리이력의 빈 칸 채우기 — 특히 </w:t>
+      </w:r>
+      <w:r>
+        <w:rPr>
+          <w:rFonts w:ascii="맑은 고딕" w:hAnsi="맑은 고딕" w:eastAsia="맑은 고딕"/>
+          <w:b/>
+        </w:rPr>
+        <w:t>원인(업체가 말한 점검 결과)</w:t>
+      </w:r>
+      <w:r>
+        <w:rPr>
+          <w:rFonts w:ascii="맑은 고딕" w:hAnsi="맑은 고딕" w:eastAsia="맑은 고딕"/>
+          <w:b w:val="0"/>
+        </w:rPr>
+        <w:t xml:space="preserve"> · </w:t>
+      </w:r>
+      <w:r>
+        <w:rPr>
+          <w:rFonts w:ascii="맑은 고딕" w:hAnsi="맑은 고딕" w:eastAsia="맑은 고딕"/>
+          <w:b/>
+        </w:rPr>
+        <w:t>조치 순서</w:t>
+      </w:r>
+      <w:r>
+        <w:rPr>
+          <w:rFonts w:ascii="맑은 고딕" w:hAnsi="맑은 고딕" w:eastAsia="맑은 고딕"/>
+          <w:b w:val="0"/>
+        </w:rPr>
+        <w:t xml:space="preserve"> · </w:t>
+      </w:r>
+      <w:r>
+        <w:rPr>
+          <w:rFonts w:ascii="맑은 고딕" w:hAnsi="맑은 고딕" w:eastAsia="맑은 고딕"/>
+          <w:b/>
+        </w:rPr>
+        <w:t>외부/자체(업체 칸 「미기재」 40건)</w:t>
+      </w:r>
+      <w:r>
+        <w:rPr>
+          <w:rFonts w:ascii="맑은 고딕" w:hAnsi="맑은 고딕" w:eastAsia="맑은 고딕"/>
+          <w:b w:val="0"/>
+        </w:rPr>
+        <w:t xml:space="preserve"> · </w:t>
+      </w:r>
+      <w:r>
+        <w:rPr>
+          <w:rFonts w:ascii="맑은 고딕" w:hAnsi="맑은 고딕" w:eastAsia="맑은 고딕"/>
+          <w:b/>
+        </w:rPr>
+        <w:t>비용(「미기재」 46건)</w:t>
+      </w:r>
+      <w:r>
+        <w:rPr>
+          <w:rFonts w:ascii="맑은 고딕" w:hAnsi="맑은 고딕" w:eastAsia="맑은 고딕"/>
+          <w:b w:val="0"/>
+        </w:rPr>
+        <w:t>. 「자료 점검 → 지금 자료를 권장 양식으로 내보내기」 로 받은 표에 적어 다시 가져오면 됩니다.</w:t>
       </w:r>
     </w:p>
     <w:p>
@@ -2377,7 +2447,7 @@
           <w:rFonts w:ascii="맑은 고딕" w:hAnsi="맑은 고딕" w:eastAsia="맑은 고딕"/>
           <w:b w:val="0"/>
         </w:rPr>
-        <w:t>외부 정비 내역서 5~10건 — 증상·원인·조치·교체 부품·금액이 보이게(업체·담당자 이름은 가림)</w:t>
+        <w:t>이어 보고된 줄 확인 — 같은 설비·같은 고장이 주간 보고에 이어 적힌 줄(9쌍, 그중 같은 금액 1쌍)이 한 건인지 두 건인지.</w:t>
       </w:r>
     </w:p>
     <w:p>
@@ -2389,7 +2459,31 @@
           <w:rFonts w:ascii="맑은 고딕" w:hAnsi="맑은 고딕" w:eastAsia="맑은 고딕"/>
           <w:b w:val="0"/>
         </w:rPr>
-        <w:t>고장 사진·영상과 증상 메모 — 찍은 날·설비·무엇이 이상했는지</w:t>
+        <w:t>견적만 적힌 건의 실제 지출 금액, 「개당」 으로 적힌 건의 수량.</w:t>
+      </w:r>
+    </w:p>
+    <w:p>
+      <w:pPr>
+        <w:pStyle w:val="ListNumber"/>
+      </w:pPr>
+      <w:r>
+        <w:rPr>
+          <w:rFonts w:ascii="맑은 고딕" w:hAnsi="맑은 고딕" w:eastAsia="맑은 고딕"/>
+          <w:b w:val="0"/>
+        </w:rPr>
+        <w:t>고장 사진·영상과 증상 메모 — 수집 중이라고 하셨습니다. 사진 파일 이름을 「설비_날짜_증상」 처럼 붙여 주시면 2단계에서 사례에 한꺼번에 붙입니다.</w:t>
+      </w:r>
+    </w:p>
+    <w:p>
+      <w:pPr>
+        <w:pStyle w:val="ListNumber"/>
+      </w:pPr>
+      <w:r>
+        <w:rPr>
+          <w:rFonts w:ascii="맑은 고딕" w:hAnsi="맑은 고딕" w:eastAsia="맑은 고딕"/>
+          <w:b w:val="0"/>
+        </w:rPr>
+        <w:t>대상 설비 목록(모델·제조사)과 매뉴얼 PDF — 특히 서보·인버터·냉각기 알람 표.</w:t>
       </w:r>
     </w:p>
     <w:p>
@@ -2410,19 +2504,7 @@
           <w:rFonts w:ascii="맑은 고딕" w:hAnsi="맑은 고딕" w:eastAsia="맑은 고딕"/>
           <w:b w:val="0"/>
         </w:rPr>
-        <w:t>자주 나는 고장 상위 3~5가지 — 가상 예시의 다섯 가지와 맞는지</w:t>
-      </w:r>
-    </w:p>
-    <w:p>
-      <w:pPr>
-        <w:pStyle w:val="ListNumber"/>
-      </w:pPr>
-      <w:r>
-        <w:rPr>
-          <w:rFonts w:ascii="맑은 고딕" w:hAnsi="맑은 고딕" w:eastAsia="맑은 고딕"/>
-          <w:b w:val="0"/>
-        </w:rPr>
-        <w:t>사내 규정상 팀원이 직접 해도 되는 작업과 반드시 외부를 부르는 작업(전기·유압·고온)</w:t>
+        <w:t>사내 규정상 팀원이 직접 해도 되는 작업과 반드시 외부를 부르는 작업(전기·냉매·고온) — 수리이력을 보면 타이머·릴레이·배터리·벨트 교체는 팀에서 할 수 있는 후보입니다.</w:t>
       </w:r>
     </w:p>
     <w:p>
@@ -2443,19 +2525,7 @@
           <w:rFonts w:ascii="맑은 고딕" w:hAnsi="맑은 고딕" w:eastAsia="맑은 고딕"/>
           <w:b w:val="0"/>
         </w:rPr>
-        <w:t>정비 내역·사진을 외부 AI 나 클라우드에 올려도 되는지, 사내에서 허용된 AI 가 있는지</w:t>
-      </w:r>
-    </w:p>
-    <w:p>
-      <w:pPr>
-        <w:pStyle w:val="ListNumber"/>
-      </w:pPr>
-      <w:r>
-        <w:rPr>
-          <w:rFonts w:ascii="맑은 고딕" w:hAnsi="맑은 고딕" w:eastAsia="맑은 고딕"/>
-          <w:b w:val="0"/>
-        </w:rPr>
-        <w:t>도구를 혼자 쓰는지, 팀이 함께 쓰는지(공유 저장소 필요 여부)</w:t>
+        <w:t>정비 내역·사진을 외부 AI 나 클라우드에 올려도 되는지, 사내에서 허용된 AI 가 있는지 / 도구를 혼자 쓰는지 팀이 함께 쓰는지.</w:t>
       </w:r>
     </w:p>
     <w:p>
@@ -2464,21 +2534,588 @@
           <w:rFonts w:ascii="맑은 고딕" w:hAnsi="맑은 고딕" w:eastAsia="맑은 고딕"/>
           <w:b w:val="0"/>
         </w:rPr>
-        <w:t xml:space="preserve">시작점은 </w:t>
+        <w:t xml:space="preserve">시작점은 그대로 </w:t>
       </w:r>
       <w:r>
         <w:rPr>
           <w:rFonts w:ascii="맑은 고딕" w:hAnsi="맑은 고딕" w:eastAsia="맑은 고딕"/>
           <w:b/>
         </w:rPr>
-        <w:t>정비 내역을 표로 정리해 「증상 → 원인」 사례집을 만드는 것</w:t>
+        <w:t>「증상 → 원인」 사례집</w:t>
       </w:r>
       <w:r>
         <w:rPr>
           <w:rFonts w:ascii="맑은 고딕" w:hAnsi="맑은 고딕" w:eastAsia="맑은 고딕"/>
           <w:b w:val="0"/>
         </w:rPr>
-        <w:t>입니다. 도구의 「정비 사례 → 빈 양식 받기」 에 5~10건만 옮겨 적어도 진단·가이드가 동작합니다.</w:t>
+        <w:t>입니다. 지금 수리이력만으로도 진단은 동작하고, 원인 칸을 채울수록 정확해집니다.</w:t>
+      </w:r>
+    </w:p>
+    <w:p>
+      <w:pPr>
+        <w:pStyle w:val="Heading1"/>
+      </w:pPr>
+      <w:r>
+        <w:t>11. 2차 반영 내역 (2026-10-21) — 실제 수리이력</w:t>
+      </w:r>
+    </w:p>
+    <w:p>
+      <w:r>
+        <w:rPr>
+          <w:rFonts w:ascii="맑은 고딕" w:hAnsi="맑은 고딕" w:eastAsia="맑은 고딕"/>
+          <w:b/>
+        </w:rPr>
+        <w:t>받은 자료</w:t>
+      </w:r>
+      <w:r>
+        <w:rPr>
+          <w:rFonts w:ascii="맑은 고딕" w:hAnsi="맑은 고딕" w:eastAsia="맑은 고딕"/>
+          <w:b w:val="0"/>
+        </w:rPr>
+        <w:t xml:space="preserve">: 「통합 설비고장 수리이력」 시트(60건, 2025년 35 · 2026년 25) + 「요약」 시트. 머리는 연도 · 설비명 · 일자 · 증상 · 처리일자 · 수리업체 · 비용 · 비고 · 출처입니다. 원본은 리포에 넣지 않았고, 같은 모양의 </w:t>
+      </w:r>
+      <w:r>
+        <w:rPr>
+          <w:rFonts w:ascii="맑은 고딕" w:hAnsi="맑은 고딕" w:eastAsia="맑은 고딕"/>
+          <w:b/>
+        </w:rPr>
+        <w:t>가상 표</w:t>
+      </w:r>
+      <w:r>
+        <w:rPr>
+          <w:rFonts w:ascii="맑은 고딕" w:hAnsi="맑은 고딕" w:eastAsia="맑은 고딕"/>
+          <w:b w:val="0"/>
+        </w:rPr>
+        <w:t>(samples/예시데이터_수리이력_지금양식.xlsx, 26건)로 시험합니다.</w:t>
+      </w:r>
+    </w:p>
+    <w:p>
+      <w:r>
+        <w:rPr>
+          <w:rFonts w:ascii="맑은 고딕" w:hAnsi="맑은 고딕" w:eastAsia="맑은 고딕"/>
+          <w:b/>
+        </w:rPr>
+        <w:t>자료에서 본 모양과 반영한 것</w:t>
+      </w:r>
+    </w:p>
+    <w:tbl>
+      <w:tblPr>
+        <w:tblStyle w:val="TableGrid"/>
+        <w:tblW w:type="auto" w:w="0"/>
+        <w:tblLook w:firstColumn="1" w:firstRow="1" w:lastColumn="0" w:lastRow="0" w:noHBand="0" w:noVBand="1" w:val="04A0"/>
+      </w:tblPr>
+      <w:tblGrid>
+        <w:gridCol w:w="4320"/>
+        <w:gridCol w:w="4320"/>
+      </w:tblGrid>
+      <w:tr>
+        <w:tc>
+          <w:tcPr>
+            <w:tcW w:type="dxa" w:w="4320"/>
+          </w:tcPr>
+          <w:p>
+            <w:r>
+              <w:rPr>
+                <w:b/>
+              </w:rPr>
+            </w:r>
+            <w:r>
+              <w:rPr>
+                <w:rFonts w:ascii="맑은 고딕" w:hAnsi="맑은 고딕" w:eastAsia="맑은 고딕"/>
+                <w:b/>
+              </w:rPr>
+              <w:t>실제 자료의 모양</w:t>
+            </w:r>
+          </w:p>
+        </w:tc>
+        <w:tc>
+          <w:tcPr>
+            <w:tcW w:type="dxa" w:w="4320"/>
+          </w:tcPr>
+          <w:p>
+            <w:r>
+              <w:rPr>
+                <w:b/>
+              </w:rPr>
+            </w:r>
+            <w:r>
+              <w:rPr>
+                <w:rFonts w:ascii="맑은 고딕" w:hAnsi="맑은 고딕" w:eastAsia="맑은 고딕"/>
+                <w:b/>
+              </w:rPr>
+              <w:t>반영</w:t>
+            </w:r>
+          </w:p>
+        </w:tc>
+      </w:tr>
+      <w:tr>
+        <w:tc>
+          <w:tcPr>
+            <w:tcW w:type="dxa" w:w="4320"/>
+          </w:tcPr>
+          <w:p>
+            <w:r/>
+            <w:r>
+              <w:rPr>
+                <w:rFonts w:ascii="맑은 고딕" w:hAnsi="맑은 고딕" w:eastAsia="맑은 고딕"/>
+                <w:b w:val="0"/>
+              </w:rPr>
+              <w:t>원인 칸이 없고 증상에 원인이 섞임(「○○ 불량으로 ○○ 파손」)</w:t>
+            </w:r>
+          </w:p>
+        </w:tc>
+        <w:tc>
+          <w:tcPr>
+            <w:tcW w:type="dxa" w:w="4320"/>
+          </w:tcPr>
+          <w:p>
+            <w:r/>
+            <w:r>
+              <w:rPr>
+                <w:rFonts w:ascii="맑은 고딕" w:hAnsi="맑은 고딕" w:eastAsia="맑은 고딕"/>
+                <w:b w:val="0"/>
+              </w:rPr>
+              <w:t xml:space="preserve">원인 칸을 필수에서 뺌. 「A(으)로 B」 의 A → 증상 → 조치 → 설비 순으로 원인 묶음을 짐작하고 </w:t>
+            </w:r>
+            <w:r>
+              <w:rPr>
+                <w:rFonts w:ascii="맑은 고딕" w:hAnsi="맑은 고딕" w:eastAsia="맑은 고딕"/>
+                <w:b/>
+              </w:rPr>
+              <w:t>「짐작」 표시</w:t>
+            </w:r>
+            <w:r>
+              <w:rPr>
+                <w:rFonts w:ascii="맑은 고딕" w:hAnsi="맑은 고딕" w:eastAsia="맑은 고딕"/>
+                <w:b w:val="0"/>
+              </w:rPr>
+              <w:t>. 부위가 여럿이면 고장 낱말에 가장 가까운 부위. 짐작 못 하면 「원인 미상」(원인 순위에서 뺌)</w:t>
+            </w:r>
+          </w:p>
+        </w:tc>
+      </w:tr>
+      <w:tr>
+        <w:tc>
+          <w:tcPr>
+            <w:tcW w:type="dxa" w:w="4320"/>
+          </w:tcPr>
+          <w:p>
+            <w:r/>
+            <w:r>
+              <w:rPr>
+                <w:rFonts w:ascii="맑은 고딕" w:hAnsi="맑은 고딕" w:eastAsia="맑은 고딕"/>
+                <w:b w:val="0"/>
+              </w:rPr>
+              <w:t>원인 묶음 5개(가상)로는 부족</w:t>
+            </w:r>
+          </w:p>
+        </w:tc>
+        <w:tc>
+          <w:tcPr>
+            <w:tcW w:type="dxa" w:w="4320"/>
+          </w:tcPr>
+          <w:p>
+            <w:r/>
+            <w:r>
+              <w:rPr>
+                <w:rFonts w:ascii="맑은 고딕" w:hAnsi="맑은 고딕" w:eastAsia="맑은 고딕"/>
+                <w:b w:val="0"/>
+              </w:rPr>
+              <w:t xml:space="preserve">서보 · 인버터 · 제어 기판·계기 · 타이머 · 릴레이 · 위치·동작 센서 · 냉각 계통 · 감속기 · 베어링 · 벨트 · 펌프 · 스크류·바렐 · 호퍼 · 배터리 · 볼트 · 축 · 설정값 · 작업 환경 등 26묶음, 묶음마다 </w:t>
+            </w:r>
+            <w:r>
+              <w:rPr>
+                <w:rFonts w:ascii="맑은 고딕" w:hAnsi="맑은 고딕" w:eastAsia="맑은 고딕"/>
+                <w:b/>
+              </w:rPr>
+              <w:t>부위</w:t>
+            </w:r>
+            <w:r>
+              <w:rPr>
+                <w:rFonts w:ascii="맑은 고딕" w:hAnsi="맑은 고딕" w:eastAsia="맑은 고딕"/>
+                <w:b w:val="0"/>
+              </w:rPr>
+              <w:t>(전기·제어 · 냉각 · 모터·구동 …)와 위험 분류(냉매 안전 문구 추가)</w:t>
+            </w:r>
+          </w:p>
+        </w:tc>
+      </w:tr>
+      <w:tr>
+        <w:tc>
+          <w:tcPr>
+            <w:tcW w:type="dxa" w:w="4320"/>
+          </w:tcPr>
+          <w:p>
+            <w:r/>
+            <w:r>
+              <w:rPr>
+                <w:rFonts w:ascii="맑은 고딕" w:hAnsi="맑은 고딕" w:eastAsia="맑은 고딕"/>
+                <w:b w:val="0"/>
+              </w:rPr>
+              <w:t>조치가 앞 해는 「비고」, 뒤 해는 「처리일자」 칸에 날짜와 함께</w:t>
+            </w:r>
+          </w:p>
+        </w:tc>
+        <w:tc>
+          <w:tcPr>
+            <w:tcW w:type="dxa" w:w="4320"/>
+          </w:tcPr>
+          <w:p>
+            <w:r/>
+            <w:r>
+              <w:rPr>
+                <w:rFonts w:ascii="맑은 고딕" w:hAnsi="맑은 고딕" w:eastAsia="맑은 고딕"/>
+                <w:b w:val="0"/>
+              </w:rPr>
+              <w:t>조치 칸이 없으면 처리일자에서 날짜를 뗀 조치 글 → 비고 순으로 읽음. 「2.5일」 「85dB→76dB」 는 단계로 자르지 않음</w:t>
+            </w:r>
+          </w:p>
+        </w:tc>
+      </w:tr>
+      <w:tr>
+        <w:tc>
+          <w:tcPr>
+            <w:tcW w:type="dxa" w:w="4320"/>
+          </w:tcPr>
+          <w:p>
+            <w:r/>
+            <w:r>
+              <w:rPr>
+                <w:rFonts w:ascii="맑은 고딕" w:hAnsi="맑은 고딕" w:eastAsia="맑은 고딕"/>
+                <w:b w:val="0"/>
+              </w:rPr>
+              <w:t>일자가 「2025-03 2주차」 「2026-01 (보고서 기준)」</w:t>
+            </w:r>
+          </w:p>
+        </w:tc>
+        <w:tc>
+          <w:tcPr>
+            <w:tcW w:type="dxa" w:w="4320"/>
+          </w:tcPr>
+          <w:p>
+            <w:r/>
+            <w:r>
+              <w:rPr>
+                <w:rFonts w:ascii="맑은 고딕" w:hAnsi="맑은 고딕" w:eastAsia="맑은 고딕"/>
+                <w:b w:val="0"/>
+              </w:rPr>
+              <w:t>주차·월까지 읽고 정밀도를 남김(화면에 「2주차」 로 표시). 일자가 없으면 처리일자에서</w:t>
+            </w:r>
+          </w:p>
+        </w:tc>
+      </w:tr>
+      <w:tr>
+        <w:tc>
+          <w:tcPr>
+            <w:tcW w:type="dxa" w:w="4320"/>
+          </w:tcPr>
+          <w:p>
+            <w:r/>
+            <w:r>
+              <w:rPr>
+                <w:rFonts w:ascii="맑은 고딕" w:hAnsi="맑은 고딕" w:eastAsia="맑은 고딕"/>
+                <w:b w:val="0"/>
+              </w:rPr>
+              <w:t>비용이 「미기재」 「무상」 「40,000원/개」 「견적 … + …원」</w:t>
+            </w:r>
+          </w:p>
+        </w:tc>
+        <w:tc>
+          <w:tcPr>
+            <w:tcW w:type="dxa" w:w="4320"/>
+          </w:tcPr>
+          <w:p>
+            <w:r/>
+            <w:r>
+              <w:rPr>
+                <w:rFonts w:ascii="맑은 고딕" w:hAnsi="맑은 고딕" w:eastAsia="맑은 고딕"/>
+                <w:b w:val="0"/>
+              </w:rPr>
+              <w:t>미기재는 0원이 아니라 「모름」, 견적은 실지출 합계에서 따로, 개당 단가 표시, 여러 금액은 더함</w:t>
+            </w:r>
+          </w:p>
+        </w:tc>
+      </w:tr>
+      <w:tr>
+        <w:tc>
+          <w:tcPr>
+            <w:tcW w:type="dxa" w:w="4320"/>
+          </w:tcPr>
+          <w:p>
+            <w:r/>
+            <w:r>
+              <w:rPr>
+                <w:rFonts w:ascii="맑은 고딕" w:hAnsi="맑은 고딕" w:eastAsia="맑은 고딕"/>
+                <w:b w:val="0"/>
+              </w:rPr>
+              <w:t>업체 칸 「미기재」 가 다수</w:t>
+            </w:r>
+          </w:p>
+        </w:tc>
+        <w:tc>
+          <w:tcPr>
+            <w:tcW w:type="dxa" w:w="4320"/>
+          </w:tcPr>
+          <w:p>
+            <w:r/>
+            <w:r>
+              <w:rPr>
+                <w:rFonts w:ascii="맑은 고딕" w:hAnsi="맑은 고딕" w:eastAsia="맑은 고딕"/>
+                <w:b w:val="0"/>
+              </w:rPr>
+              <w:t>업체 이름 → 외부, 「자체 조치」 → 자체, 미기재 → 구분 모름(비율에서 뺌). 비고의 「출장 수리」 「전기기사」 도 외부</w:t>
+            </w:r>
+          </w:p>
+        </w:tc>
+      </w:tr>
+      <w:tr>
+        <w:tc>
+          <w:tcPr>
+            <w:tcW w:type="dxa" w:w="4320"/>
+          </w:tcPr>
+          <w:p>
+            <w:r/>
+            <w:r>
+              <w:rPr>
+                <w:rFonts w:ascii="맑은 고딕" w:hAnsi="맑은 고딕" w:eastAsia="맑은 고딕"/>
+                <w:b w:val="0"/>
+              </w:rPr>
+              <w:t>「예정」 「진행 중」 「보고」 가 섞인 진행 기록</w:t>
+            </w:r>
+          </w:p>
+        </w:tc>
+        <w:tc>
+          <w:tcPr>
+            <w:tcW w:type="dxa" w:w="4320"/>
+          </w:tcPr>
+          <w:p>
+            <w:r/>
+            <w:r>
+              <w:rPr>
+                <w:rFonts w:ascii="맑은 고딕" w:hAnsi="맑은 고딕" w:eastAsia="맑은 고딕"/>
+                <w:b w:val="0"/>
+              </w:rPr>
+              <w:t>처리 상태(완료 · 진행 중) 자동 구분. 진행 기록은 「먼저 확인할 것」·가이드 확인 순서에서 뺌</w:t>
+            </w:r>
+          </w:p>
+        </w:tc>
+      </w:tr>
+      <w:tr>
+        <w:tc>
+          <w:tcPr>
+            <w:tcW w:type="dxa" w:w="4320"/>
+          </w:tcPr>
+          <w:p>
+            <w:r/>
+            <w:r>
+              <w:rPr>
+                <w:rFonts w:ascii="맑은 고딕" w:hAnsi="맑은 고딕" w:eastAsia="맑은 고딕"/>
+                <w:b w:val="0"/>
+              </w:rPr>
+              <w:t>같은 고장이 여러 주간 보고에 이어 적힘(요약 시트의 주의 사항)</w:t>
+            </w:r>
+          </w:p>
+        </w:tc>
+        <w:tc>
+          <w:tcPr>
+            <w:tcW w:type="dxa" w:w="4320"/>
+          </w:tcPr>
+          <w:p>
+            <w:r/>
+            <w:r>
+              <w:rPr>
+                <w:rFonts w:ascii="맑은 고딕" w:hAnsi="맑은 고딕" w:eastAsia="맑은 고딕"/>
+                <w:b w:val="0"/>
+              </w:rPr>
+              <w:t xml:space="preserve">같은 설비 45일 안 같은 원인·비슷한 증상을 </w:t>
+            </w:r>
+            <w:r>
+              <w:rPr>
+                <w:rFonts w:ascii="맑은 고딕" w:hAnsi="맑은 고딕" w:eastAsia="맑은 고딕"/>
+                <w:b/>
+              </w:rPr>
+              <w:t>중복 의심</w:t>
+            </w:r>
+            <w:r>
+              <w:rPr>
+                <w:rFonts w:ascii="맑은 고딕" w:hAnsi="맑은 고딕" w:eastAsia="맑은 고딕"/>
+                <w:b w:val="0"/>
+              </w:rPr>
+              <w:t>으로 표시, 같은 금액 쌍은 비용을 한 번만 셈(끌 수 있음)</w:t>
+            </w:r>
+          </w:p>
+        </w:tc>
+      </w:tr>
+      <w:tr>
+        <w:tc>
+          <w:tcPr>
+            <w:tcW w:type="dxa" w:w="4320"/>
+          </w:tcPr>
+          <w:p>
+            <w:r/>
+            <w:r>
+              <w:rPr>
+                <w:rFonts w:ascii="맑은 고딕" w:hAnsi="맑은 고딕" w:eastAsia="맑은 고딕"/>
+                <w:b w:val="0"/>
+              </w:rPr>
+              <w:t>「압출기 1호기」 「압출 1호기」 「압출기」</w:t>
+            </w:r>
+          </w:p>
+        </w:tc>
+        <w:tc>
+          <w:tcPr>
+            <w:tcW w:type="dxa" w:w="4320"/>
+          </w:tcPr>
+          <w:p>
+            <w:r/>
+            <w:r>
+              <w:rPr>
+                <w:rFonts w:ascii="맑은 고딕" w:hAnsi="맑은 고딕" w:eastAsia="맑은 고딕"/>
+                <w:b w:val="0"/>
+              </w:rPr>
+              <w:t>설비 종류로 묶어 진단 가산점·비용 표(종류별 · 부위별 · 업체별)</w:t>
+            </w:r>
+          </w:p>
+        </w:tc>
+      </w:tr>
+      <w:tr>
+        <w:tc>
+          <w:tcPr>
+            <w:tcW w:type="dxa" w:w="4320"/>
+          </w:tcPr>
+          <w:p>
+            <w:r/>
+            <w:r>
+              <w:rPr>
+                <w:rFonts w:ascii="맑은 고딕" w:hAnsi="맑은 고딕" w:eastAsia="맑은 고딕"/>
+                <w:b w:val="0"/>
+              </w:rPr>
+              <w:t>증상 표현이 제각각(작동 불가 · 미작동 · 멈춤)</w:t>
+            </w:r>
+          </w:p>
+        </w:tc>
+        <w:tc>
+          <w:tcPr>
+            <w:tcW w:type="dxa" w:w="4320"/>
+          </w:tcPr>
+          <w:p>
+            <w:r/>
+            <w:r>
+              <w:rPr>
+                <w:rFonts w:ascii="맑은 고딕" w:hAnsi="맑은 고딕" w:eastAsia="맑은 고딕"/>
+                <w:b w:val="0"/>
+              </w:rPr>
+              <w:t>같은 뜻 말 묶음 10개로 검색, 증상에 부위 낱말(서보 · 벨트 · 냉각 …)이 있으면 그 원인 사례에 가산점</w:t>
+            </w:r>
+          </w:p>
+        </w:tc>
+      </w:tr>
+    </w:tbl>
+    <w:p/>
+    <w:p>
+      <w:r>
+        <w:rPr>
+          <w:rFonts w:ascii="맑은 고딕" w:hAnsi="맑은 고딕" w:eastAsia="맑은 고딕"/>
+          <w:b/>
+        </w:rPr>
+        <w:t>가져오기</w:t>
+      </w:r>
+      <w:r>
+        <w:rPr>
+          <w:rFonts w:ascii="맑은 고딕" w:hAnsi="맑은 고딕" w:eastAsia="맑은 고딕"/>
+          <w:b w:val="0"/>
+        </w:rPr>
+        <w:t>: 머리행 자동 찾기, 병합 셀은 범위 전체에 값을 채워 읽기, 머리 모양이 같은 시트 여럿 함께 가져오기(요약 시트는 자동으로 뺌), 예시 데이터 위에 가져오면 예시를 지우고 넣기.</w:t>
+      </w:r>
+    </w:p>
+    <w:p>
+      <w:r>
+        <w:rPr>
+          <w:rFonts w:ascii="맑은 고딕" w:hAnsi="맑은 고딕" w:eastAsia="맑은 고딕"/>
+          <w:b/>
+        </w:rPr>
+        <w:t>자료 점검 화면(새로)</w:t>
+      </w:r>
+      <w:r>
+        <w:rPr>
+          <w:rFonts w:ascii="맑은 고딕" w:hAnsi="맑은 고딕" w:eastAsia="맑은 고딕"/>
+          <w:b w:val="0"/>
+        </w:rPr>
+        <w:t xml:space="preserve"> — 「이렇게 올리면 되나요?」 에 답합니다. 칸별 채움률과 「왜 필요한가」, 기능별(진단 · 가이드북 · 비용) 상태, </w:t>
+      </w:r>
+      <w:r>
+        <w:rPr>
+          <w:rFonts w:ascii="맑은 고딕" w:hAnsi="맑은 고딕" w:eastAsia="맑은 고딕"/>
+          <w:b/>
+        </w:rPr>
+        <w:t>더 채우면 좋은 칸</w:t>
+      </w:r>
+      <w:r>
+        <w:rPr>
+          <w:rFonts w:ascii="맑은 고딕" w:hAnsi="맑은 고딕" w:eastAsia="맑은 고딕"/>
+          <w:b w:val="0"/>
+        </w:rPr>
+        <w:t xml:space="preserve">, 중복 의심·진행 중·견적·개당 단가 줄, 설비 종류·부위별 건수, </w:t>
+      </w:r>
+      <w:r>
+        <w:rPr>
+          <w:rFonts w:ascii="맑은 고딕" w:hAnsi="맑은 고딕" w:eastAsia="맑은 고딕"/>
+          <w:b/>
+        </w:rPr>
+        <w:t>권장 양식</w:t>
+      </w:r>
+      <w:r>
+        <w:rPr>
+          <w:rFonts w:ascii="맑은 고딕" w:hAnsi="맑은 고딕" w:eastAsia="맑은 고딕"/>
+          <w:b w:val="0"/>
+        </w:rPr>
+        <w:t>(지금 양식 + 원인 · 조치 순서 · 교체 부품 · 외부/자체 …, 가상 예시 2줄)과 「지금 자료를 권장 양식으로 내보내기」(짐작한 원인은 참고 칸에만).</w:t>
+      </w:r>
+    </w:p>
+    <w:p>
+      <w:r>
+        <w:rPr>
+          <w:rFonts w:ascii="맑은 고딕" w:hAnsi="맑은 고딕" w:eastAsia="맑은 고딕"/>
+          <w:b/>
+        </w:rPr>
+        <w:t>실제 파일로 확인한 결과</w:t>
+      </w:r>
+      <w:r>
+        <w:rPr>
+          <w:rFonts w:ascii="맑은 고딕" w:hAnsi="맑은 고딕" w:eastAsia="맑은 고딕"/>
+          <w:b w:val="0"/>
+        </w:rPr>
+        <w:t>(값은 적지 않고 건수만): 60건 모두 읽힘, 못 읽은 줄 0. 원인 짐작 57건 · 미상 3건, 원인 묶음 21가지. 일자는 일 6 · 주차 34 · 월 20. 외부/자체를 아는 사례 20건(33%), 금액이 적힌 사례 13건(22%), 견적 1건, 진행 중 16건, 중복 의심 9쌍(같은 금액 1쌍). 자료 점검의 「더 채우면 좋은 칸」 은 원인 → 외부/자체 → 교체 부품 → 비용 순.</w:t>
+      </w:r>
+    </w:p>
+    <w:p>
+      <w:r>
+        <w:rPr>
+          <w:rFonts w:ascii="맑은 고딕" w:hAnsi="맑은 고딕" w:eastAsia="맑은 고딕"/>
+          <w:b/>
+        </w:rPr>
+        <w:t>증상 사진(판단)</w:t>
+      </w:r>
+      <w:r>
+        <w:rPr>
+          <w:rFonts w:ascii="맑은 고딕" w:hAnsi="맑은 고딕" w:eastAsia="맑은 고딕"/>
+          <w:b w:val="0"/>
+        </w:rPr>
+        <w:t xml:space="preserve">: 1단계에 이미 사례마다 사진을 붙이는 자리가 있습니다(긴 변 1280px 로 줄여 이 브라우저에만, 한 건 10장). 그래서 2차에서는 새로 만들지 않고, 권장 양식에 「사진 파일명」 칸을 넣었습니다. </w:t>
+      </w:r>
+      <w:r>
+        <w:rPr>
+          <w:rFonts w:ascii="맑은 고딕" w:hAnsi="맑은 고딕" w:eastAsia="맑은 고딕"/>
+          <w:b/>
+        </w:rPr>
+        <w:t>사진 폴더를 고르면 파일 이름으로 사례에 한꺼번에 붙이기는 2단계</w:t>
+      </w:r>
+      <w:r>
+        <w:rPr>
+          <w:rFonts w:ascii="맑은 고딕" w:hAnsi="맑은 고딕" w:eastAsia="맑은 고딕"/>
+          <w:b w:val="0"/>
+        </w:rPr>
+        <w:t>로 둡니다 — 사진이 모이고 파일 이름 규칙이 정해져야 맞출 수 있어서입니다.</w:t>
       </w:r>
     </w:p>
     <w:sectPr>
